--- a/9/LAPRAK/Laporan8_225314118.docx
+++ b/9/LAPRAK/Laporan8_225314118.docx
@@ -21,7 +21,7 @@
         <w:rPr>
           <w:b/>
         </w:rPr>
-        <w:t>3</w:t>
+        <w:t>8</w:t>
       </w:r>
     </w:p>
     <w:p>
@@ -98,12 +98,17 @@
         <w:t xml:space="preserve">Dosen </w:t>
       </w:r>
       <w:proofErr w:type="spellStart"/>
+      <w:proofErr w:type="gramStart"/>
       <w:r>
         <w:t>Pengampu</w:t>
       </w:r>
       <w:proofErr w:type="spellEnd"/>
       <w:r>
-        <w:t xml:space="preserve"> :  </w:t>
+        <w:t xml:space="preserve"> :</w:t>
+      </w:r>
+      <w:proofErr w:type="gramEnd"/>
+      <w:r>
+        <w:t xml:space="preserve">  </w:t>
       </w:r>
     </w:p>
     <w:p>
@@ -116,10 +121,12 @@
         <w:t xml:space="preserve">Agnes Maria Polina, </w:t>
       </w:r>
       <w:proofErr w:type="spellStart"/>
+      <w:proofErr w:type="gramStart"/>
       <w:r>
         <w:t>S.Kom</w:t>
       </w:r>
       <w:proofErr w:type="spellEnd"/>
+      <w:proofErr w:type="gramEnd"/>
       <w:r>
         <w:t>., M.Sc.</w:t>
       </w:r>
@@ -196,7 +203,15 @@
       </w:r>
       <w:proofErr w:type="spellEnd"/>
       <w:r>
-        <w:t xml:space="preserve"> Oleh :   </w:t>
+        <w:t xml:space="preserve"> </w:t>
+      </w:r>
+      <w:proofErr w:type="gramStart"/>
+      <w:r>
+        <w:t>Oleh :</w:t>
+      </w:r>
+      <w:proofErr w:type="gramEnd"/>
+      <w:r>
+        <w:t xml:space="preserve">   </w:t>
       </w:r>
     </w:p>
     <w:p>
@@ -344,13 +359,59 @@
       </w:r>
       <w:proofErr w:type="spellEnd"/>
       <w:r>
-        <w:t xml:space="preserve"> Exercise</w:t>
-      </w:r>
-      <w:r>
         <w:t xml:space="preserve"> </w:t>
       </w:r>
+      <w:proofErr w:type="gramStart"/>
+      <w:r>
+        <w:t>Exercise</w:t>
+      </w:r>
       <w:r>
         <w:t xml:space="preserve"> </w:t>
+      </w:r>
+      <w:r>
+        <w:t xml:space="preserve"> </w:t>
+      </w:r>
+      <w:r>
+        <w:t>7</w:t>
+      </w:r>
+      <w:proofErr w:type="gramEnd"/>
+      <w:r>
+        <w:t>-</w:t>
+      </w:r>
+      <w:proofErr w:type="gramStart"/>
+      <w:r>
+        <w:t>1</w:t>
+      </w:r>
+      <w:r>
+        <w:t xml:space="preserve"> :</w:t>
+      </w:r>
+      <w:proofErr w:type="gramEnd"/>
+      <w:r>
+        <w:t xml:space="preserve"> </w:t>
+      </w:r>
+      <w:proofErr w:type="spellStart"/>
+      <w:r>
+        <w:t>Menemukan</w:t>
+      </w:r>
+      <w:proofErr w:type="spellEnd"/>
+      <w:r>
+        <w:t xml:space="preserve"> </w:t>
+      </w:r>
+      <w:proofErr w:type="spellStart"/>
+      <w:r>
+        <w:t>Sistem</w:t>
+      </w:r>
+      <w:proofErr w:type="spellEnd"/>
+      <w:r>
+        <w:t xml:space="preserve"> </w:t>
+      </w:r>
+      <w:proofErr w:type="spellStart"/>
+      <w:r>
+        <w:t>Informasi</w:t>
+      </w:r>
+      <w:proofErr w:type="spellEnd"/>
+      <w:r>
+        <w:t>.</w:t>
       </w:r>
     </w:p>
     <w:p>
@@ -390,6 +451,33 @@
               <w:spacing w:after="383"/>
               <w:ind w:left="0" w:right="27" w:firstLine="0"/>
             </w:pPr>
+            <w:r>
+              <w:t xml:space="preserve">Masuk </w:t>
+            </w:r>
+            <w:proofErr w:type="spellStart"/>
+            <w:r>
+              <w:t>ke</w:t>
+            </w:r>
+            <w:proofErr w:type="spellEnd"/>
+            <w:r>
+              <w:t xml:space="preserve"> </w:t>
+            </w:r>
+            <w:proofErr w:type="spellStart"/>
+            <w:r>
+              <w:t>sistem</w:t>
+            </w:r>
+            <w:proofErr w:type="spellEnd"/>
+            <w:r>
+              <w:t xml:space="preserve"> SAP </w:t>
+            </w:r>
+            <w:proofErr w:type="spellStart"/>
+            <w:r>
+              <w:t>dengan</w:t>
+            </w:r>
+            <w:proofErr w:type="spellEnd"/>
+            <w:r>
+              <w:t xml:space="preserve"> view SAP Easy Access.</w:t>
+            </w:r>
           </w:p>
         </w:tc>
         <w:tc>
@@ -403,13 +491,50 @@
               <w:spacing w:after="383"/>
               <w:ind w:left="0" w:right="27" w:firstLine="0"/>
             </w:pPr>
+            <w:r>
+              <w:drawing>
+                <wp:inline distT="0" distB="0" distL="0" distR="0" wp14:anchorId="7CE6B639" wp14:editId="39E9A397">
+                  <wp:extent cx="3283585" cy="1711325"/>
+                  <wp:effectExtent l="0" t="0" r="0" b="3175"/>
+                  <wp:docPr id="1557584550" name="Picture 1"/>
+                  <wp:cNvGraphicFramePr>
+                    <a:graphicFrameLocks xmlns:a="http://schemas.openxmlformats.org/drawingml/2006/main" noChangeAspect="1"/>
+                  </wp:cNvGraphicFramePr>
+                  <a:graphic xmlns:a="http://schemas.openxmlformats.org/drawingml/2006/main">
+                    <a:graphicData uri="http://schemas.openxmlformats.org/drawingml/2006/picture">
+                      <pic:pic xmlns:pic="http://schemas.openxmlformats.org/drawingml/2006/picture">
+                        <pic:nvPicPr>
+                          <pic:cNvPr id="1557584550" name=""/>
+                          <pic:cNvPicPr/>
+                        </pic:nvPicPr>
+                        <pic:blipFill>
+                          <a:blip r:embed="rId7"/>
+                          <a:stretch>
+                            <a:fillRect/>
+                          </a:stretch>
+                        </pic:blipFill>
+                        <pic:spPr>
+                          <a:xfrm>
+                            <a:off x="0" y="0"/>
+                            <a:ext cx="3283585" cy="1711325"/>
+                          </a:xfrm>
+                          <a:prstGeom prst="rect">
+                            <a:avLst/>
+                          </a:prstGeom>
+                        </pic:spPr>
+                      </pic:pic>
+                    </a:graphicData>
+                  </a:graphic>
+                </wp:inline>
+              </w:drawing>
+            </w:r>
           </w:p>
         </w:tc>
       </w:tr>
       <w:tr>
         <w:trPr>
           <w:cantSplit/>
-          <w:trHeight w:hRule="exact" w:val="2835"/>
+          <w:trHeight w:hRule="exact" w:val="3082"/>
         </w:trPr>
         <w:tc>
           <w:tcPr>
@@ -421,6 +546,134 @@
               <w:spacing w:after="383"/>
               <w:ind w:left="0" w:right="27" w:firstLine="0"/>
             </w:pPr>
+            <w:proofErr w:type="spellStart"/>
+            <w:r>
+              <w:t>Navigasi</w:t>
+            </w:r>
+            <w:proofErr w:type="spellEnd"/>
+            <w:r>
+              <w:t xml:space="preserve"> </w:t>
+            </w:r>
+            <w:proofErr w:type="spellStart"/>
+            <w:r>
+              <w:t>ke</w:t>
+            </w:r>
+            <w:proofErr w:type="spellEnd"/>
+            <w:r>
+              <w:t xml:space="preserve"> sub menu status pada menu bar System. </w:t>
+            </w:r>
+            <w:proofErr w:type="spellStart"/>
+            <w:r>
+              <w:t>Temukan</w:t>
+            </w:r>
+            <w:proofErr w:type="spellEnd"/>
+            <w:r>
+              <w:t xml:space="preserve"> value </w:t>
+            </w:r>
+            <w:proofErr w:type="spellStart"/>
+            <w:r>
+              <w:t>untuk</w:t>
+            </w:r>
+            <w:proofErr w:type="spellEnd"/>
+            <w:r>
+              <w:t xml:space="preserve"> </w:t>
+            </w:r>
+            <w:proofErr w:type="spellStart"/>
+            <w:r>
+              <w:t>tiap</w:t>
+            </w:r>
+            <w:proofErr w:type="spellEnd"/>
+            <w:r>
+              <w:t xml:space="preserve"> field </w:t>
+            </w:r>
+            <w:proofErr w:type="spellStart"/>
+            <w:proofErr w:type="gramStart"/>
+            <w:r>
+              <w:t>berikut</w:t>
+            </w:r>
+            <w:proofErr w:type="spellEnd"/>
+            <w:r>
+              <w:t xml:space="preserve"> :</w:t>
+            </w:r>
+            <w:proofErr w:type="gramEnd"/>
+            <w:r>
+              <w:t xml:space="preserve"> </w:t>
+            </w:r>
+          </w:p>
+          <w:p>
+            <w:pPr>
+              <w:pStyle w:val="ListParagraph"/>
+              <w:spacing w:after="383"/>
+              <w:ind w:left="0" w:right="27" w:firstLine="0"/>
+            </w:pPr>
+            <w:r>
+              <w:drawing>
+                <wp:inline distT="0" distB="0" distL="0" distR="0" wp14:anchorId="68794D9A" wp14:editId="10A30BCD">
+                  <wp:extent cx="1873885" cy="687705"/>
+                  <wp:effectExtent l="0" t="0" r="0" b="0"/>
+                  <wp:docPr id="1565419017" name="Picture 1"/>
+                  <wp:cNvGraphicFramePr>
+                    <a:graphicFrameLocks xmlns:a="http://schemas.openxmlformats.org/drawingml/2006/main" noChangeAspect="1"/>
+                  </wp:cNvGraphicFramePr>
+                  <a:graphic xmlns:a="http://schemas.openxmlformats.org/drawingml/2006/main">
+                    <a:graphicData uri="http://schemas.openxmlformats.org/drawingml/2006/picture">
+                      <pic:pic xmlns:pic="http://schemas.openxmlformats.org/drawingml/2006/picture">
+                        <pic:nvPicPr>
+                          <pic:cNvPr id="1565419017" name=""/>
+                          <pic:cNvPicPr/>
+                        </pic:nvPicPr>
+                        <pic:blipFill>
+                          <a:blip r:embed="rId8"/>
+                          <a:stretch>
+                            <a:fillRect/>
+                          </a:stretch>
+                        </pic:blipFill>
+                        <pic:spPr>
+                          <a:xfrm>
+                            <a:off x="0" y="0"/>
+                            <a:ext cx="1873885" cy="687705"/>
+                          </a:xfrm>
+                          <a:prstGeom prst="rect">
+                            <a:avLst/>
+                          </a:prstGeom>
+                        </pic:spPr>
+                      </pic:pic>
+                    </a:graphicData>
+                  </a:graphic>
+                </wp:inline>
+              </w:drawing>
+            </w:r>
+          </w:p>
+          <w:p>
+            <w:pPr>
+              <w:pStyle w:val="ListParagraph"/>
+              <w:spacing w:after="383"/>
+              <w:ind w:left="0" w:right="27" w:firstLine="0"/>
+            </w:pPr>
+            <w:proofErr w:type="spellStart"/>
+            <w:r>
+              <w:t>Kemudian</w:t>
+            </w:r>
+            <w:proofErr w:type="spellEnd"/>
+            <w:r>
+              <w:t xml:space="preserve"> </w:t>
+            </w:r>
+            <w:proofErr w:type="spellStart"/>
+            <w:r>
+              <w:t>klik</w:t>
+            </w:r>
+            <w:proofErr w:type="spellEnd"/>
+            <w:r>
+              <w:t xml:space="preserve"> continue </w:t>
+            </w:r>
+            <w:proofErr w:type="spellStart"/>
+            <w:r>
+              <w:t>atau</w:t>
+            </w:r>
+            <w:proofErr w:type="spellEnd"/>
+            <w:r>
+              <w:t xml:space="preserve"> enter.</w:t>
+            </w:r>
           </w:p>
         </w:tc>
         <w:tc>
@@ -434,13 +687,50 @@
               <w:spacing w:after="383"/>
               <w:ind w:left="0" w:right="27" w:firstLine="0"/>
             </w:pPr>
+            <w:r>
+              <w:drawing>
+                <wp:inline distT="0" distB="0" distL="0" distR="0" wp14:anchorId="25FA31AE" wp14:editId="0A509710">
+                  <wp:extent cx="3283585" cy="1700530"/>
+                  <wp:effectExtent l="0" t="0" r="0" b="0"/>
+                  <wp:docPr id="2119587331" name="Picture 1"/>
+                  <wp:cNvGraphicFramePr>
+                    <a:graphicFrameLocks xmlns:a="http://schemas.openxmlformats.org/drawingml/2006/main" noChangeAspect="1"/>
+                  </wp:cNvGraphicFramePr>
+                  <a:graphic xmlns:a="http://schemas.openxmlformats.org/drawingml/2006/main">
+                    <a:graphicData uri="http://schemas.openxmlformats.org/drawingml/2006/picture">
+                      <pic:pic xmlns:pic="http://schemas.openxmlformats.org/drawingml/2006/picture">
+                        <pic:nvPicPr>
+                          <pic:cNvPr id="2119587331" name=""/>
+                          <pic:cNvPicPr/>
+                        </pic:nvPicPr>
+                        <pic:blipFill>
+                          <a:blip r:embed="rId9"/>
+                          <a:stretch>
+                            <a:fillRect/>
+                          </a:stretch>
+                        </pic:blipFill>
+                        <pic:spPr>
+                          <a:xfrm>
+                            <a:off x="0" y="0"/>
+                            <a:ext cx="3283585" cy="1700530"/>
+                          </a:xfrm>
+                          <a:prstGeom prst="rect">
+                            <a:avLst/>
+                          </a:prstGeom>
+                        </pic:spPr>
+                      </pic:pic>
+                    </a:graphicData>
+                  </a:graphic>
+                </wp:inline>
+              </w:drawing>
+            </w:r>
           </w:p>
         </w:tc>
       </w:tr>
       <w:tr>
         <w:trPr>
           <w:cantSplit/>
-          <w:trHeight w:hRule="exact" w:val="2835"/>
+          <w:trHeight w:hRule="exact" w:val="3082"/>
         </w:trPr>
         <w:tc>
           <w:tcPr>
@@ -452,6 +742,92 @@
               <w:spacing w:after="383"/>
               <w:ind w:left="0" w:right="27" w:firstLine="0"/>
             </w:pPr>
+            <w:proofErr w:type="gramStart"/>
+            <w:r>
+              <w:t>Client :</w:t>
+            </w:r>
+            <w:proofErr w:type="gramEnd"/>
+            <w:r>
+              <w:t xml:space="preserve"> 921</w:t>
+            </w:r>
+          </w:p>
+          <w:p>
+            <w:pPr>
+              <w:pStyle w:val="ListParagraph"/>
+              <w:spacing w:after="383"/>
+              <w:ind w:left="0" w:right="27" w:firstLine="0"/>
+            </w:pPr>
+            <w:r>
+              <w:t xml:space="preserve">Component </w:t>
+            </w:r>
+            <w:proofErr w:type="gramStart"/>
+            <w:r>
+              <w:t>Version :</w:t>
+            </w:r>
+            <w:proofErr w:type="gramEnd"/>
+            <w:r>
+              <w:t xml:space="preserve"> </w:t>
+            </w:r>
+            <w:r>
+              <w:t>EHP7 for SAP ERP 6.0</w:t>
+            </w:r>
+            <w:r>
+              <w:t xml:space="preserve"> </w:t>
+            </w:r>
+          </w:p>
+          <w:p>
+            <w:pPr>
+              <w:pStyle w:val="ListParagraph"/>
+              <w:spacing w:after="383"/>
+              <w:ind w:left="0" w:right="27" w:firstLine="0"/>
+            </w:pPr>
+            <w:r>
+              <w:t xml:space="preserve">Sever </w:t>
+            </w:r>
+            <w:proofErr w:type="gramStart"/>
+            <w:r>
+              <w:t>Name :</w:t>
+            </w:r>
+            <w:proofErr w:type="gramEnd"/>
+            <w:r>
+              <w:t xml:space="preserve"> </w:t>
+            </w:r>
+            <w:r>
+              <w:t>netweaver07_EG1_00</w:t>
+            </w:r>
+          </w:p>
+          <w:p>
+            <w:pPr>
+              <w:pStyle w:val="ListParagraph"/>
+              <w:spacing w:after="383"/>
+              <w:ind w:left="0" w:right="27" w:firstLine="0"/>
+            </w:pPr>
+            <w:proofErr w:type="gramStart"/>
+            <w:r>
+              <w:t>System :</w:t>
+            </w:r>
+            <w:proofErr w:type="gramEnd"/>
+            <w:r>
+              <w:t xml:space="preserve"> </w:t>
+            </w:r>
+          </w:p>
+          <w:p>
+            <w:pPr>
+              <w:pStyle w:val="ListParagraph"/>
+              <w:spacing w:after="383"/>
+              <w:ind w:left="0" w:right="27" w:firstLine="0"/>
+            </w:pPr>
+            <w:proofErr w:type="gramStart"/>
+            <w:r>
+              <w:t>Host :</w:t>
+            </w:r>
+            <w:proofErr w:type="gramEnd"/>
+            <w:r>
+              <w:t xml:space="preserve"> </w:t>
+            </w:r>
+            <w:r>
+              <w:t>NETWEAVER07</w:t>
+            </w:r>
           </w:p>
         </w:tc>
         <w:tc>
@@ -465,13 +841,50 @@
               <w:spacing w:after="383"/>
               <w:ind w:left="0" w:right="27" w:firstLine="0"/>
             </w:pPr>
+            <w:r>
+              <w:drawing>
+                <wp:inline distT="0" distB="0" distL="0" distR="0" wp14:anchorId="1CD95398" wp14:editId="5868ACAB">
+                  <wp:extent cx="2338070" cy="1957070"/>
+                  <wp:effectExtent l="0" t="0" r="5080" b="5080"/>
+                  <wp:docPr id="1145765908" name="Picture 1"/>
+                  <wp:cNvGraphicFramePr>
+                    <a:graphicFrameLocks xmlns:a="http://schemas.openxmlformats.org/drawingml/2006/main" noChangeAspect="1"/>
+                  </wp:cNvGraphicFramePr>
+                  <a:graphic xmlns:a="http://schemas.openxmlformats.org/drawingml/2006/main">
+                    <a:graphicData uri="http://schemas.openxmlformats.org/drawingml/2006/picture">
+                      <pic:pic xmlns:pic="http://schemas.openxmlformats.org/drawingml/2006/picture">
+                        <pic:nvPicPr>
+                          <pic:cNvPr id="1145765908" name=""/>
+                          <pic:cNvPicPr/>
+                        </pic:nvPicPr>
+                        <pic:blipFill>
+                          <a:blip r:embed="rId10"/>
+                          <a:stretch>
+                            <a:fillRect/>
+                          </a:stretch>
+                        </pic:blipFill>
+                        <pic:spPr>
+                          <a:xfrm>
+                            <a:off x="0" y="0"/>
+                            <a:ext cx="2338070" cy="1957070"/>
+                          </a:xfrm>
+                          <a:prstGeom prst="rect">
+                            <a:avLst/>
+                          </a:prstGeom>
+                        </pic:spPr>
+                      </pic:pic>
+                    </a:graphicData>
+                  </a:graphic>
+                </wp:inline>
+              </w:drawing>
+            </w:r>
           </w:p>
         </w:tc>
       </w:tr>
       <w:tr>
         <w:trPr>
           <w:cantSplit/>
-          <w:trHeight w:hRule="exact" w:val="2835"/>
+          <w:trHeight w:hRule="exact" w:val="3082"/>
         </w:trPr>
         <w:tc>
           <w:tcPr>
@@ -483,6 +896,38 @@
               <w:spacing w:after="383"/>
               <w:ind w:left="0" w:right="27" w:firstLine="0"/>
             </w:pPr>
+            <w:proofErr w:type="spellStart"/>
+            <w:r>
+              <w:t>Terdapat</w:t>
+            </w:r>
+            <w:proofErr w:type="spellEnd"/>
+            <w:r>
+              <w:t xml:space="preserve"> kernel lain yang </w:t>
+            </w:r>
+            <w:proofErr w:type="spellStart"/>
+            <w:r>
+              <w:t>menunjukan</w:t>
+            </w:r>
+            <w:proofErr w:type="spellEnd"/>
+            <w:r>
+              <w:t xml:space="preserve"> </w:t>
+            </w:r>
+            <w:proofErr w:type="spellStart"/>
+            <w:r>
+              <w:t>informasi</w:t>
+            </w:r>
+            <w:proofErr w:type="spellEnd"/>
+            <w:r>
+              <w:t xml:space="preserve"> </w:t>
+            </w:r>
+            <w:proofErr w:type="spellStart"/>
+            <w:r>
+              <w:t>lainnya</w:t>
+            </w:r>
+            <w:proofErr w:type="spellEnd"/>
+            <w:r>
+              <w:t>.</w:t>
+            </w:r>
           </w:p>
         </w:tc>
         <w:tc>
@@ -496,37 +941,43 @@
               <w:spacing w:after="383"/>
               <w:ind w:left="0" w:right="27" w:firstLine="0"/>
             </w:pPr>
-          </w:p>
-        </w:tc>
-      </w:tr>
-      <w:tr>
-        <w:trPr>
-          <w:cantSplit/>
-          <w:trHeight w:hRule="exact" w:val="2835"/>
-        </w:trPr>
-        <w:tc>
-          <w:tcPr>
-            <w:tcW w:w="3167" w:type="dxa"/>
-          </w:tcPr>
-          <w:p>
-            <w:pPr>
-              <w:pStyle w:val="ListParagraph"/>
-              <w:spacing w:after="383"/>
-              <w:ind w:left="0" w:right="27" w:firstLine="0"/>
-            </w:pPr>
-          </w:p>
-        </w:tc>
-        <w:tc>
-          <w:tcPr>
-            <w:tcW w:w="5387" w:type="dxa"/>
-            <w:vAlign w:val="center"/>
-          </w:tcPr>
-          <w:p>
-            <w:pPr>
-              <w:pStyle w:val="ListParagraph"/>
-              <w:spacing w:after="383"/>
-              <w:ind w:left="0" w:right="27" w:firstLine="0"/>
-            </w:pPr>
+            <w:r>
+              <w:drawing>
+                <wp:inline distT="0" distB="0" distL="0" distR="0" wp14:anchorId="341B1930" wp14:editId="0EA2259A">
+                  <wp:extent cx="3182620" cy="1957070"/>
+                  <wp:effectExtent l="0" t="0" r="0" b="5080"/>
+                  <wp:docPr id="1551047905" name="Picture 1"/>
+                  <wp:cNvGraphicFramePr>
+                    <a:graphicFrameLocks xmlns:a="http://schemas.openxmlformats.org/drawingml/2006/main" noChangeAspect="1"/>
+                  </wp:cNvGraphicFramePr>
+                  <a:graphic xmlns:a="http://schemas.openxmlformats.org/drawingml/2006/main">
+                    <a:graphicData uri="http://schemas.openxmlformats.org/drawingml/2006/picture">
+                      <pic:pic xmlns:pic="http://schemas.openxmlformats.org/drawingml/2006/picture">
+                        <pic:nvPicPr>
+                          <pic:cNvPr id="1551047905" name=""/>
+                          <pic:cNvPicPr/>
+                        </pic:nvPicPr>
+                        <pic:blipFill>
+                          <a:blip r:embed="rId11"/>
+                          <a:stretch>
+                            <a:fillRect/>
+                          </a:stretch>
+                        </pic:blipFill>
+                        <pic:spPr>
+                          <a:xfrm>
+                            <a:off x="0" y="0"/>
+                            <a:ext cx="3182620" cy="1957070"/>
+                          </a:xfrm>
+                          <a:prstGeom prst="rect">
+                            <a:avLst/>
+                          </a:prstGeom>
+                        </pic:spPr>
+                      </pic:pic>
+                    </a:graphicData>
+                  </a:graphic>
+                </wp:inline>
+              </w:drawing>
+            </w:r>
           </w:p>
         </w:tc>
       </w:tr>
@@ -566,6 +1017,41 @@
       <w:proofErr w:type="spellEnd"/>
       <w:r>
         <w:t xml:space="preserve"> Exercise </w:t>
+      </w:r>
+      <w:r>
+        <w:t>7-</w:t>
+      </w:r>
+      <w:proofErr w:type="gramStart"/>
+      <w:r>
+        <w:t>2 :</w:t>
+      </w:r>
+      <w:proofErr w:type="gramEnd"/>
+      <w:r>
+        <w:t xml:space="preserve"> </w:t>
+      </w:r>
+      <w:proofErr w:type="spellStart"/>
+      <w:r>
+        <w:t>Melihat</w:t>
+      </w:r>
+      <w:proofErr w:type="spellEnd"/>
+      <w:r>
+        <w:t xml:space="preserve"> </w:t>
+      </w:r>
+      <w:proofErr w:type="spellStart"/>
+      <w:r>
+        <w:t>Konten</w:t>
+      </w:r>
+      <w:proofErr w:type="spellEnd"/>
+      <w:r>
+        <w:t xml:space="preserve"> </w:t>
+      </w:r>
+      <w:proofErr w:type="spellStart"/>
+      <w:r>
+        <w:t>dari</w:t>
+      </w:r>
+      <w:proofErr w:type="spellEnd"/>
+      <w:r>
+        <w:t xml:space="preserve"> Basis Data SAP.</w:t>
       </w:r>
     </w:p>
     <w:p>
@@ -601,6 +1087,38 @@
               <w:spacing w:after="383"/>
               <w:ind w:left="0" w:right="27" w:firstLine="0"/>
             </w:pPr>
+            <w:proofErr w:type="spellStart"/>
+            <w:r>
+              <w:t>Navigasi</w:t>
+            </w:r>
+            <w:proofErr w:type="spellEnd"/>
+            <w:r>
+              <w:t xml:space="preserve"> </w:t>
+            </w:r>
+            <w:proofErr w:type="spellStart"/>
+            <w:r>
+              <w:t>ke</w:t>
+            </w:r>
+            <w:proofErr w:type="spellEnd"/>
+            <w:r>
+              <w:t xml:space="preserve"> sub </w:t>
+            </w:r>
+            <w:proofErr w:type="gramStart"/>
+            <w:r>
+              <w:t>menu  order</w:t>
+            </w:r>
+            <w:proofErr w:type="gramEnd"/>
+            <w:r>
+              <w:t xml:space="preserve"> </w:t>
+            </w:r>
+            <w:proofErr w:type="spellStart"/>
+            <w:r>
+              <w:t>dalam</w:t>
+            </w:r>
+            <w:proofErr w:type="spellEnd"/>
+            <w:r>
+              <w:t xml:space="preserve"> menu logistics</w:t>
+            </w:r>
           </w:p>
         </w:tc>
         <w:tc>
@@ -614,6 +1132,43 @@
               <w:spacing w:after="383"/>
               <w:ind w:left="0" w:right="27" w:firstLine="0"/>
             </w:pPr>
+            <w:r>
+              <w:drawing>
+                <wp:inline distT="0" distB="0" distL="0" distR="0" wp14:anchorId="5F4763A6" wp14:editId="50C6D389">
+                  <wp:extent cx="1697990" cy="1800225"/>
+                  <wp:effectExtent l="0" t="0" r="0" b="9525"/>
+                  <wp:docPr id="443540408" name="Picture 1"/>
+                  <wp:cNvGraphicFramePr>
+                    <a:graphicFrameLocks xmlns:a="http://schemas.openxmlformats.org/drawingml/2006/main" noChangeAspect="1"/>
+                  </wp:cNvGraphicFramePr>
+                  <a:graphic xmlns:a="http://schemas.openxmlformats.org/drawingml/2006/main">
+                    <a:graphicData uri="http://schemas.openxmlformats.org/drawingml/2006/picture">
+                      <pic:pic xmlns:pic="http://schemas.openxmlformats.org/drawingml/2006/picture">
+                        <pic:nvPicPr>
+                          <pic:cNvPr id="443540408" name=""/>
+                          <pic:cNvPicPr/>
+                        </pic:nvPicPr>
+                        <pic:blipFill>
+                          <a:blip r:embed="rId12"/>
+                          <a:stretch>
+                            <a:fillRect/>
+                          </a:stretch>
+                        </pic:blipFill>
+                        <pic:spPr>
+                          <a:xfrm>
+                            <a:off x="0" y="0"/>
+                            <a:ext cx="1697990" cy="1800225"/>
+                          </a:xfrm>
+                          <a:prstGeom prst="rect">
+                            <a:avLst/>
+                          </a:prstGeom>
+                        </pic:spPr>
+                      </pic:pic>
+                    </a:graphicData>
+                  </a:graphic>
+                </wp:inline>
+              </w:drawing>
+            </w:r>
           </w:p>
         </w:tc>
       </w:tr>
@@ -632,6 +1187,30 @@
               <w:spacing w:after="383"/>
               <w:ind w:left="0" w:right="27" w:firstLine="0"/>
             </w:pPr>
+            <w:proofErr w:type="spellStart"/>
+            <w:r>
+              <w:t>Tempatkan</w:t>
+            </w:r>
+            <w:proofErr w:type="spellEnd"/>
+            <w:r>
+              <w:t xml:space="preserve"> </w:t>
+            </w:r>
+            <w:proofErr w:type="spellStart"/>
+            <w:r>
+              <w:t>kursor</w:t>
+            </w:r>
+            <w:proofErr w:type="spellEnd"/>
+            <w:r>
+              <w:t xml:space="preserve"> pada order type dan </w:t>
+            </w:r>
+            <w:proofErr w:type="spellStart"/>
+            <w:r>
+              <w:t>klik</w:t>
+            </w:r>
+            <w:proofErr w:type="spellEnd"/>
+            <w:r>
+              <w:t xml:space="preserve"> F1 </w:t>
+            </w:r>
           </w:p>
         </w:tc>
         <w:tc>
@@ -645,6 +1224,43 @@
               <w:spacing w:after="383"/>
               <w:ind w:left="0" w:right="27" w:firstLine="0"/>
             </w:pPr>
+            <w:r>
+              <w:drawing>
+                <wp:inline distT="0" distB="0" distL="0" distR="0" wp14:anchorId="0250A7D6" wp14:editId="6B436952">
+                  <wp:extent cx="3214370" cy="1800225"/>
+                  <wp:effectExtent l="0" t="0" r="5080" b="9525"/>
+                  <wp:docPr id="104409950" name="Picture 1"/>
+                  <wp:cNvGraphicFramePr>
+                    <a:graphicFrameLocks xmlns:a="http://schemas.openxmlformats.org/drawingml/2006/main" noChangeAspect="1"/>
+                  </wp:cNvGraphicFramePr>
+                  <a:graphic xmlns:a="http://schemas.openxmlformats.org/drawingml/2006/main">
+                    <a:graphicData uri="http://schemas.openxmlformats.org/drawingml/2006/picture">
+                      <pic:pic xmlns:pic="http://schemas.openxmlformats.org/drawingml/2006/picture">
+                        <pic:nvPicPr>
+                          <pic:cNvPr id="104409950" name=""/>
+                          <pic:cNvPicPr/>
+                        </pic:nvPicPr>
+                        <pic:blipFill>
+                          <a:blip r:embed="rId13"/>
+                          <a:stretch>
+                            <a:fillRect/>
+                          </a:stretch>
+                        </pic:blipFill>
+                        <pic:spPr>
+                          <a:xfrm>
+                            <a:off x="0" y="0"/>
+                            <a:ext cx="3214370" cy="1800225"/>
+                          </a:xfrm>
+                          <a:prstGeom prst="rect">
+                            <a:avLst/>
+                          </a:prstGeom>
+                        </pic:spPr>
+                      </pic:pic>
+                    </a:graphicData>
+                  </a:graphic>
+                </wp:inline>
+              </w:drawing>
+            </w:r>
           </w:p>
         </w:tc>
       </w:tr>
@@ -663,6 +1279,65 @@
               <w:spacing w:after="383"/>
               <w:ind w:left="0" w:right="27" w:firstLine="0"/>
             </w:pPr>
+            <w:proofErr w:type="spellStart"/>
+            <w:r>
+              <w:t>Klik</w:t>
+            </w:r>
+            <w:proofErr w:type="spellEnd"/>
+            <w:r>
+              <w:t xml:space="preserve"> menu technical information yang </w:t>
+            </w:r>
+            <w:proofErr w:type="spellStart"/>
+            <w:r>
+              <w:t>akan</w:t>
+            </w:r>
+            <w:proofErr w:type="spellEnd"/>
+            <w:r>
+              <w:t xml:space="preserve"> </w:t>
+            </w:r>
+            <w:proofErr w:type="spellStart"/>
+            <w:r>
+              <w:t>memunculkan</w:t>
+            </w:r>
+            <w:proofErr w:type="spellEnd"/>
+            <w:r>
+              <w:t xml:space="preserve"> view technical Information.</w:t>
+            </w:r>
+            <w:r>
+              <w:t xml:space="preserve"> </w:t>
+            </w:r>
+            <w:proofErr w:type="spellStart"/>
+            <w:r>
+              <w:t>Disini</w:t>
+            </w:r>
+            <w:proofErr w:type="spellEnd"/>
+            <w:r>
+              <w:t xml:space="preserve"> </w:t>
+            </w:r>
+            <w:proofErr w:type="spellStart"/>
+            <w:r>
+              <w:t>terdapat</w:t>
+            </w:r>
+            <w:proofErr w:type="spellEnd"/>
+            <w:r>
+              <w:t xml:space="preserve"> data </w:t>
+            </w:r>
+            <w:proofErr w:type="spellStart"/>
+            <w:r>
+              <w:t>mengenai</w:t>
+            </w:r>
+            <w:proofErr w:type="spellEnd"/>
+            <w:r>
+              <w:t xml:space="preserve"> screen data, GUI Data, </w:t>
+            </w:r>
+            <w:proofErr w:type="spellStart"/>
+            <w:r>
+              <w:t>hingga</w:t>
+            </w:r>
+            <w:proofErr w:type="spellEnd"/>
+            <w:r>
+              <w:t xml:space="preserve"> field description.</w:t>
+            </w:r>
           </w:p>
         </w:tc>
         <w:tc>
@@ -676,6 +1351,43 @@
               <w:spacing w:after="383"/>
               <w:ind w:left="0" w:right="27" w:firstLine="0"/>
             </w:pPr>
+            <w:r>
+              <w:drawing>
+                <wp:inline distT="0" distB="0" distL="0" distR="0" wp14:anchorId="35E6254C" wp14:editId="5931A2D5">
+                  <wp:extent cx="3202940" cy="1800225"/>
+                  <wp:effectExtent l="0" t="0" r="0" b="9525"/>
+                  <wp:docPr id="1933201793" name="Picture 1"/>
+                  <wp:cNvGraphicFramePr>
+                    <a:graphicFrameLocks xmlns:a="http://schemas.openxmlformats.org/drawingml/2006/main" noChangeAspect="1"/>
+                  </wp:cNvGraphicFramePr>
+                  <a:graphic xmlns:a="http://schemas.openxmlformats.org/drawingml/2006/main">
+                    <a:graphicData uri="http://schemas.openxmlformats.org/drawingml/2006/picture">
+                      <pic:pic xmlns:pic="http://schemas.openxmlformats.org/drawingml/2006/picture">
+                        <pic:nvPicPr>
+                          <pic:cNvPr id="1933201793" name=""/>
+                          <pic:cNvPicPr/>
+                        </pic:nvPicPr>
+                        <pic:blipFill>
+                          <a:blip r:embed="rId14"/>
+                          <a:stretch>
+                            <a:fillRect/>
+                          </a:stretch>
+                        </pic:blipFill>
+                        <pic:spPr>
+                          <a:xfrm>
+                            <a:off x="0" y="0"/>
+                            <a:ext cx="3202940" cy="1800225"/>
+                          </a:xfrm>
+                          <a:prstGeom prst="rect">
+                            <a:avLst/>
+                          </a:prstGeom>
+                        </pic:spPr>
+                      </pic:pic>
+                    </a:graphicData>
+                  </a:graphic>
+                </wp:inline>
+              </w:drawing>
+            </w:r>
           </w:p>
         </w:tc>
       </w:tr>
@@ -694,6 +1406,30 @@
               <w:spacing w:after="383"/>
               <w:ind w:left="0" w:right="27" w:firstLine="0"/>
             </w:pPr>
+            <w:proofErr w:type="spellStart"/>
+            <w:r>
+              <w:t>Navigasi</w:t>
+            </w:r>
+            <w:proofErr w:type="spellEnd"/>
+            <w:r>
+              <w:t xml:space="preserve"> </w:t>
+            </w:r>
+            <w:proofErr w:type="spellStart"/>
+            <w:r>
+              <w:t>ke</w:t>
+            </w:r>
+            <w:proofErr w:type="spellEnd"/>
+            <w:r>
+              <w:t xml:space="preserve"> sub menu ABAP Dictionary </w:t>
+            </w:r>
+            <w:proofErr w:type="spellStart"/>
+            <w:r>
+              <w:t>dari</w:t>
+            </w:r>
+            <w:proofErr w:type="spellEnd"/>
+            <w:r>
+              <w:t xml:space="preserve"> menu Tools</w:t>
+            </w:r>
           </w:p>
         </w:tc>
         <w:tc>
@@ -707,6 +1443,43 @@
               <w:spacing w:after="383"/>
               <w:ind w:left="0" w:right="27" w:firstLine="0"/>
             </w:pPr>
+            <w:r>
+              <w:drawing>
+                <wp:inline distT="0" distB="0" distL="0" distR="0" wp14:anchorId="289C17F3" wp14:editId="074F9947">
+                  <wp:extent cx="3283585" cy="1699260"/>
+                  <wp:effectExtent l="0" t="0" r="0" b="0"/>
+                  <wp:docPr id="588101468" name="Picture 1"/>
+                  <wp:cNvGraphicFramePr>
+                    <a:graphicFrameLocks xmlns:a="http://schemas.openxmlformats.org/drawingml/2006/main" noChangeAspect="1"/>
+                  </wp:cNvGraphicFramePr>
+                  <a:graphic xmlns:a="http://schemas.openxmlformats.org/drawingml/2006/main">
+                    <a:graphicData uri="http://schemas.openxmlformats.org/drawingml/2006/picture">
+                      <pic:pic xmlns:pic="http://schemas.openxmlformats.org/drawingml/2006/picture">
+                        <pic:nvPicPr>
+                          <pic:cNvPr id="588101468" name=""/>
+                          <pic:cNvPicPr/>
+                        </pic:nvPicPr>
+                        <pic:blipFill>
+                          <a:blip r:embed="rId15"/>
+                          <a:stretch>
+                            <a:fillRect/>
+                          </a:stretch>
+                        </pic:blipFill>
+                        <pic:spPr>
+                          <a:xfrm>
+                            <a:off x="0" y="0"/>
+                            <a:ext cx="3283585" cy="1699260"/>
+                          </a:xfrm>
+                          <a:prstGeom prst="rect">
+                            <a:avLst/>
+                          </a:prstGeom>
+                        </pic:spPr>
+                      </pic:pic>
+                    </a:graphicData>
+                  </a:graphic>
+                </wp:inline>
+              </w:drawing>
+            </w:r>
           </w:p>
         </w:tc>
       </w:tr>
@@ -725,6 +1498,58 @@
               <w:spacing w:after="383"/>
               <w:ind w:left="0" w:right="27" w:firstLine="0"/>
             </w:pPr>
+            <w:proofErr w:type="spellStart"/>
+            <w:r>
+              <w:lastRenderedPageBreak/>
+              <w:t>Setelah</w:t>
+            </w:r>
+            <w:proofErr w:type="spellEnd"/>
+            <w:r>
+              <w:t xml:space="preserve"> </w:t>
+            </w:r>
+            <w:proofErr w:type="spellStart"/>
+            <w:r>
+              <w:t>masuk</w:t>
+            </w:r>
+            <w:proofErr w:type="spellEnd"/>
+            <w:r>
+              <w:t xml:space="preserve"> pada view ABAP Dictionary </w:t>
+            </w:r>
+            <w:proofErr w:type="spellStart"/>
+            <w:r>
+              <w:t>masukan</w:t>
+            </w:r>
+            <w:proofErr w:type="spellEnd"/>
+            <w:r>
+              <w:t xml:space="preserve"> VBAK </w:t>
+            </w:r>
+            <w:proofErr w:type="spellStart"/>
+            <w:r>
+              <w:t>ke</w:t>
+            </w:r>
+            <w:proofErr w:type="spellEnd"/>
+            <w:r>
+              <w:t xml:space="preserve"> field Database Table</w:t>
+            </w:r>
+            <w:r>
+              <w:t xml:space="preserve">, </w:t>
+            </w:r>
+            <w:proofErr w:type="spellStart"/>
+            <w:r>
+              <w:t>kemudian</w:t>
+            </w:r>
+            <w:proofErr w:type="spellEnd"/>
+            <w:r>
+              <w:t xml:space="preserve"> </w:t>
+            </w:r>
+            <w:proofErr w:type="spellStart"/>
+            <w:r>
+              <w:t>klik</w:t>
+            </w:r>
+            <w:proofErr w:type="spellEnd"/>
+            <w:r>
+              <w:t xml:space="preserve"> menu Display.</w:t>
+            </w:r>
           </w:p>
         </w:tc>
         <w:tc>
@@ -738,6 +1563,43 @@
               <w:spacing w:after="383"/>
               <w:ind w:left="0" w:right="27" w:firstLine="0"/>
             </w:pPr>
+            <w:r>
+              <w:drawing>
+                <wp:inline distT="0" distB="0" distL="0" distR="0" wp14:anchorId="3A560EAC" wp14:editId="127D9C8D">
+                  <wp:extent cx="3283585" cy="1706245"/>
+                  <wp:effectExtent l="0" t="0" r="0" b="8255"/>
+                  <wp:docPr id="186905849" name="Picture 1"/>
+                  <wp:cNvGraphicFramePr>
+                    <a:graphicFrameLocks xmlns:a="http://schemas.openxmlformats.org/drawingml/2006/main" noChangeAspect="1"/>
+                  </wp:cNvGraphicFramePr>
+                  <a:graphic xmlns:a="http://schemas.openxmlformats.org/drawingml/2006/main">
+                    <a:graphicData uri="http://schemas.openxmlformats.org/drawingml/2006/picture">
+                      <pic:pic xmlns:pic="http://schemas.openxmlformats.org/drawingml/2006/picture">
+                        <pic:nvPicPr>
+                          <pic:cNvPr id="186905849" name=""/>
+                          <pic:cNvPicPr/>
+                        </pic:nvPicPr>
+                        <pic:blipFill>
+                          <a:blip r:embed="rId16"/>
+                          <a:stretch>
+                            <a:fillRect/>
+                          </a:stretch>
+                        </pic:blipFill>
+                        <pic:spPr>
+                          <a:xfrm>
+                            <a:off x="0" y="0"/>
+                            <a:ext cx="3283585" cy="1706245"/>
+                          </a:xfrm>
+                          <a:prstGeom prst="rect">
+                            <a:avLst/>
+                          </a:prstGeom>
+                        </pic:spPr>
+                      </pic:pic>
+                    </a:graphicData>
+                  </a:graphic>
+                </wp:inline>
+              </w:drawing>
+            </w:r>
           </w:p>
         </w:tc>
       </w:tr>
@@ -756,6 +1618,9 @@
               <w:spacing w:after="383"/>
               <w:ind w:left="0" w:right="27" w:firstLine="0"/>
             </w:pPr>
+            <w:r>
+              <w:t xml:space="preserve">View Display </w:t>
+            </w:r>
           </w:p>
         </w:tc>
         <w:tc>
@@ -769,6 +1634,43 @@
               <w:spacing w:after="383"/>
               <w:ind w:left="0" w:right="27" w:firstLine="0"/>
             </w:pPr>
+            <w:r>
+              <w:drawing>
+                <wp:inline distT="0" distB="0" distL="0" distR="0" wp14:anchorId="0DB90A84" wp14:editId="0ED526E0">
+                  <wp:extent cx="3283585" cy="1702435"/>
+                  <wp:effectExtent l="0" t="0" r="0" b="0"/>
+                  <wp:docPr id="356672368" name="Picture 1"/>
+                  <wp:cNvGraphicFramePr>
+                    <a:graphicFrameLocks xmlns:a="http://schemas.openxmlformats.org/drawingml/2006/main" noChangeAspect="1"/>
+                  </wp:cNvGraphicFramePr>
+                  <a:graphic xmlns:a="http://schemas.openxmlformats.org/drawingml/2006/main">
+                    <a:graphicData uri="http://schemas.openxmlformats.org/drawingml/2006/picture">
+                      <pic:pic xmlns:pic="http://schemas.openxmlformats.org/drawingml/2006/picture">
+                        <pic:nvPicPr>
+                          <pic:cNvPr id="356672368" name=""/>
+                          <pic:cNvPicPr/>
+                        </pic:nvPicPr>
+                        <pic:blipFill>
+                          <a:blip r:embed="rId17"/>
+                          <a:stretch>
+                            <a:fillRect/>
+                          </a:stretch>
+                        </pic:blipFill>
+                        <pic:spPr>
+                          <a:xfrm>
+                            <a:off x="0" y="0"/>
+                            <a:ext cx="3283585" cy="1702435"/>
+                          </a:xfrm>
+                          <a:prstGeom prst="rect">
+                            <a:avLst/>
+                          </a:prstGeom>
+                        </pic:spPr>
+                      </pic:pic>
+                    </a:graphicData>
+                  </a:graphic>
+                </wp:inline>
+              </w:drawing>
+            </w:r>
           </w:p>
         </w:tc>
       </w:tr>
@@ -787,6 +1689,22 @@
               <w:spacing w:after="383"/>
               <w:ind w:left="0" w:right="27" w:firstLine="0"/>
             </w:pPr>
+            <w:proofErr w:type="spellStart"/>
+            <w:r>
+              <w:t>Navigasi</w:t>
+            </w:r>
+            <w:proofErr w:type="spellEnd"/>
+            <w:r>
+              <w:t xml:space="preserve"> </w:t>
+            </w:r>
+            <w:proofErr w:type="spellStart"/>
+            <w:r>
+              <w:t>ke</w:t>
+            </w:r>
+            <w:proofErr w:type="spellEnd"/>
+            <w:r>
+              <w:t xml:space="preserve"> sub menu display pada menu bar utilities.</w:t>
+            </w:r>
           </w:p>
         </w:tc>
         <w:tc>
@@ -800,6 +1718,43 @@
               <w:spacing w:after="383"/>
               <w:ind w:left="0" w:right="27" w:firstLine="0"/>
             </w:pPr>
+            <w:r>
+              <w:drawing>
+                <wp:inline distT="0" distB="0" distL="0" distR="0" wp14:anchorId="6595458E" wp14:editId="2A9A4E00">
+                  <wp:extent cx="3283585" cy="1714500"/>
+                  <wp:effectExtent l="0" t="0" r="0" b="0"/>
+                  <wp:docPr id="29875722" name="Picture 1"/>
+                  <wp:cNvGraphicFramePr>
+                    <a:graphicFrameLocks xmlns:a="http://schemas.openxmlformats.org/drawingml/2006/main" noChangeAspect="1"/>
+                  </wp:cNvGraphicFramePr>
+                  <a:graphic xmlns:a="http://schemas.openxmlformats.org/drawingml/2006/main">
+                    <a:graphicData uri="http://schemas.openxmlformats.org/drawingml/2006/picture">
+                      <pic:pic xmlns:pic="http://schemas.openxmlformats.org/drawingml/2006/picture">
+                        <pic:nvPicPr>
+                          <pic:cNvPr id="29875722" name=""/>
+                          <pic:cNvPicPr/>
+                        </pic:nvPicPr>
+                        <pic:blipFill>
+                          <a:blip r:embed="rId18"/>
+                          <a:stretch>
+                            <a:fillRect/>
+                          </a:stretch>
+                        </pic:blipFill>
+                        <pic:spPr>
+                          <a:xfrm>
+                            <a:off x="0" y="0"/>
+                            <a:ext cx="3283585" cy="1714500"/>
+                          </a:xfrm>
+                          <a:prstGeom prst="rect">
+                            <a:avLst/>
+                          </a:prstGeom>
+                        </pic:spPr>
+                      </pic:pic>
+                    </a:graphicData>
+                  </a:graphic>
+                </wp:inline>
+              </w:drawing>
+            </w:r>
           </w:p>
         </w:tc>
       </w:tr>
@@ -818,6 +1773,38 @@
               <w:spacing w:after="383"/>
               <w:ind w:left="0" w:right="27" w:firstLine="0"/>
             </w:pPr>
+            <w:proofErr w:type="spellStart"/>
+            <w:r>
+              <w:t>Memasukan</w:t>
+            </w:r>
+            <w:proofErr w:type="spellEnd"/>
+            <w:r>
+              <w:t xml:space="preserve"> ID </w:t>
+            </w:r>
+            <w:proofErr w:type="spellStart"/>
+            <w:r>
+              <w:t>pengguna</w:t>
+            </w:r>
+            <w:proofErr w:type="spellEnd"/>
+            <w:r>
+              <w:t xml:space="preserve"> </w:t>
+            </w:r>
+            <w:proofErr w:type="spellStart"/>
+            <w:r>
+              <w:t>sebagai</w:t>
+            </w:r>
+            <w:proofErr w:type="spellEnd"/>
+            <w:r>
+              <w:t xml:space="preserve"> filter </w:t>
+            </w:r>
+            <w:proofErr w:type="spellStart"/>
+            <w:r>
+              <w:t>acuan</w:t>
+            </w:r>
+            <w:proofErr w:type="spellEnd"/>
+            <w:r>
+              <w:t>.</w:t>
+            </w:r>
           </w:p>
         </w:tc>
         <w:tc>
@@ -831,86 +1818,43 @@
               <w:spacing w:after="383"/>
               <w:ind w:left="0" w:right="27" w:firstLine="0"/>
             </w:pPr>
-          </w:p>
-        </w:tc>
-      </w:tr>
-    </w:tbl>
-    <w:p>
-      <w:pPr>
-        <w:spacing w:after="383"/>
-        <w:ind w:left="0" w:right="27" w:firstLine="0"/>
-      </w:pPr>
-    </w:p>
-    <w:p>
-      <w:pPr>
-        <w:spacing w:after="160" w:line="259" w:lineRule="auto"/>
-        <w:ind w:left="0" w:right="0" w:firstLine="0"/>
-        <w:jc w:val="left"/>
-      </w:pPr>
-      <w:r>
-        <w:br w:type="page"/>
-      </w:r>
-    </w:p>
-    <w:p>
-      <w:pPr>
-        <w:pStyle w:val="ListParagraph"/>
-        <w:numPr>
-          <w:ilvl w:val="0"/>
-          <w:numId w:val="2"/>
-        </w:numPr>
-        <w:spacing w:after="383"/>
-        <w:ind w:right="27"/>
-      </w:pPr>
-      <w:proofErr w:type="spellStart"/>
-      <w:r>
-        <w:lastRenderedPageBreak/>
-        <w:t>Tahapan</w:t>
-      </w:r>
-      <w:proofErr w:type="spellEnd"/>
-      <w:r>
-        <w:t xml:space="preserve"> Exercise </w:t>
-      </w:r>
-    </w:p>
-    <w:tbl>
-      <w:tblPr>
-        <w:tblStyle w:val="TableGrid0"/>
-        <w:tblW w:w="8554" w:type="dxa"/>
-        <w:tblInd w:w="372" w:type="dxa"/>
-        <w:tblLayout w:type="fixed"/>
-        <w:tblLook w:val="04A0" w:firstRow="1" w:lastRow="0" w:firstColumn="1" w:lastColumn="0" w:noHBand="0" w:noVBand="1"/>
-      </w:tblPr>
-      <w:tblGrid>
-        <w:gridCol w:w="3167"/>
-        <w:gridCol w:w="5387"/>
-      </w:tblGrid>
-      <w:tr>
-        <w:trPr>
-          <w:cantSplit/>
-          <w:trHeight w:hRule="exact" w:val="2835"/>
-        </w:trPr>
-        <w:tc>
-          <w:tcPr>
-            <w:tcW w:w="3167" w:type="dxa"/>
-          </w:tcPr>
-          <w:p>
-            <w:pPr>
-              <w:pStyle w:val="ListParagraph"/>
-              <w:spacing w:after="383"/>
-              <w:ind w:left="0" w:right="27" w:firstLine="0"/>
-            </w:pPr>
-          </w:p>
-        </w:tc>
-        <w:tc>
-          <w:tcPr>
-            <w:tcW w:w="5387" w:type="dxa"/>
-            <w:vAlign w:val="center"/>
-          </w:tcPr>
-          <w:p>
-            <w:pPr>
-              <w:pStyle w:val="ListParagraph"/>
-              <w:spacing w:after="383"/>
-              <w:ind w:left="0" w:right="27" w:firstLine="0"/>
-            </w:pPr>
+            <w:r>
+              <w:drawing>
+                <wp:inline distT="0" distB="0" distL="0" distR="0" wp14:anchorId="2B0A7CDD" wp14:editId="4C64F25E">
+                  <wp:extent cx="3283585" cy="1717675"/>
+                  <wp:effectExtent l="0" t="0" r="0" b="0"/>
+                  <wp:docPr id="379407665" name="Picture 1"/>
+                  <wp:cNvGraphicFramePr>
+                    <a:graphicFrameLocks xmlns:a="http://schemas.openxmlformats.org/drawingml/2006/main" noChangeAspect="1"/>
+                  </wp:cNvGraphicFramePr>
+                  <a:graphic xmlns:a="http://schemas.openxmlformats.org/drawingml/2006/main">
+                    <a:graphicData uri="http://schemas.openxmlformats.org/drawingml/2006/picture">
+                      <pic:pic xmlns:pic="http://schemas.openxmlformats.org/drawingml/2006/picture">
+                        <pic:nvPicPr>
+                          <pic:cNvPr id="379407665" name=""/>
+                          <pic:cNvPicPr/>
+                        </pic:nvPicPr>
+                        <pic:blipFill>
+                          <a:blip r:embed="rId19"/>
+                          <a:stretch>
+                            <a:fillRect/>
+                          </a:stretch>
+                        </pic:blipFill>
+                        <pic:spPr>
+                          <a:xfrm>
+                            <a:off x="0" y="0"/>
+                            <a:ext cx="3283585" cy="1717675"/>
+                          </a:xfrm>
+                          <a:prstGeom prst="rect">
+                            <a:avLst/>
+                          </a:prstGeom>
+                        </pic:spPr>
+                      </pic:pic>
+                    </a:graphicData>
+                  </a:graphic>
+                </wp:inline>
+              </w:drawing>
+            </w:r>
           </w:p>
         </w:tc>
       </w:tr>
@@ -929,6 +1873,15 @@
               <w:spacing w:after="383"/>
               <w:ind w:left="0" w:right="27" w:firstLine="0"/>
             </w:pPr>
+            <w:proofErr w:type="spellStart"/>
+            <w:r>
+              <w:lastRenderedPageBreak/>
+              <w:t>Tanpa</w:t>
+            </w:r>
+            <w:proofErr w:type="spellEnd"/>
+            <w:r>
+              <w:t xml:space="preserve"> filter.</w:t>
+            </w:r>
           </w:p>
         </w:tc>
         <w:tc>
@@ -942,6 +1895,43 @@
               <w:spacing w:after="383"/>
               <w:ind w:left="0" w:right="27" w:firstLine="0"/>
             </w:pPr>
+            <w:r>
+              <w:drawing>
+                <wp:inline distT="0" distB="0" distL="0" distR="0" wp14:anchorId="782BE58F" wp14:editId="47128C45">
+                  <wp:extent cx="3283585" cy="1738630"/>
+                  <wp:effectExtent l="0" t="0" r="0" b="0"/>
+                  <wp:docPr id="1366040206" name="Picture 1"/>
+                  <wp:cNvGraphicFramePr>
+                    <a:graphicFrameLocks xmlns:a="http://schemas.openxmlformats.org/drawingml/2006/main" noChangeAspect="1"/>
+                  </wp:cNvGraphicFramePr>
+                  <a:graphic xmlns:a="http://schemas.openxmlformats.org/drawingml/2006/main">
+                    <a:graphicData uri="http://schemas.openxmlformats.org/drawingml/2006/picture">
+                      <pic:pic xmlns:pic="http://schemas.openxmlformats.org/drawingml/2006/picture">
+                        <pic:nvPicPr>
+                          <pic:cNvPr id="1366040206" name=""/>
+                          <pic:cNvPicPr/>
+                        </pic:nvPicPr>
+                        <pic:blipFill>
+                          <a:blip r:embed="rId20"/>
+                          <a:stretch>
+                            <a:fillRect/>
+                          </a:stretch>
+                        </pic:blipFill>
+                        <pic:spPr>
+                          <a:xfrm>
+                            <a:off x="0" y="0"/>
+                            <a:ext cx="3283585" cy="1738630"/>
+                          </a:xfrm>
+                          <a:prstGeom prst="rect">
+                            <a:avLst/>
+                          </a:prstGeom>
+                        </pic:spPr>
+                      </pic:pic>
+                    </a:graphicData>
+                  </a:graphic>
+                </wp:inline>
+              </w:drawing>
+            </w:r>
           </w:p>
         </w:tc>
       </w:tr>
@@ -960,6 +1950,38 @@
               <w:spacing w:after="383"/>
               <w:ind w:left="0" w:right="27" w:firstLine="0"/>
             </w:pPr>
+            <w:proofErr w:type="spellStart"/>
+            <w:r>
+              <w:t>Berdasarkan</w:t>
+            </w:r>
+            <w:proofErr w:type="spellEnd"/>
+            <w:r>
+              <w:t xml:space="preserve"> </w:t>
+            </w:r>
+            <w:proofErr w:type="spellStart"/>
+            <w:r>
+              <w:t>transaksi</w:t>
+            </w:r>
+            <w:proofErr w:type="spellEnd"/>
+            <w:r>
+              <w:t xml:space="preserve"> yang </w:t>
+            </w:r>
+            <w:proofErr w:type="spellStart"/>
+            <w:r>
+              <w:t>dibuat</w:t>
+            </w:r>
+            <w:proofErr w:type="spellEnd"/>
+            <w:r>
+              <w:t xml:space="preserve"> oleh ID </w:t>
+            </w:r>
+            <w:proofErr w:type="spellStart"/>
+            <w:r>
+              <w:t>tertentu</w:t>
+            </w:r>
+            <w:proofErr w:type="spellEnd"/>
+            <w:r>
+              <w:t>.</w:t>
+            </w:r>
           </w:p>
         </w:tc>
         <w:tc>
@@ -973,6 +1995,43 @@
               <w:spacing w:after="383"/>
               <w:ind w:left="0" w:right="27" w:firstLine="0"/>
             </w:pPr>
+            <w:r>
+              <w:drawing>
+                <wp:inline distT="0" distB="0" distL="0" distR="0" wp14:anchorId="3B8C828F" wp14:editId="18797055">
+                  <wp:extent cx="3283585" cy="1717675"/>
+                  <wp:effectExtent l="0" t="0" r="0" b="0"/>
+                  <wp:docPr id="1930074749" name="Picture 1"/>
+                  <wp:cNvGraphicFramePr>
+                    <a:graphicFrameLocks xmlns:a="http://schemas.openxmlformats.org/drawingml/2006/main" noChangeAspect="1"/>
+                  </wp:cNvGraphicFramePr>
+                  <a:graphic xmlns:a="http://schemas.openxmlformats.org/drawingml/2006/main">
+                    <a:graphicData uri="http://schemas.openxmlformats.org/drawingml/2006/picture">
+                      <pic:pic xmlns:pic="http://schemas.openxmlformats.org/drawingml/2006/picture">
+                        <pic:nvPicPr>
+                          <pic:cNvPr id="1930074749" name=""/>
+                          <pic:cNvPicPr/>
+                        </pic:nvPicPr>
+                        <pic:blipFill>
+                          <a:blip r:embed="rId21"/>
+                          <a:stretch>
+                            <a:fillRect/>
+                          </a:stretch>
+                        </pic:blipFill>
+                        <pic:spPr>
+                          <a:xfrm>
+                            <a:off x="0" y="0"/>
+                            <a:ext cx="3283585" cy="1717675"/>
+                          </a:xfrm>
+                          <a:prstGeom prst="rect">
+                            <a:avLst/>
+                          </a:prstGeom>
+                        </pic:spPr>
+                      </pic:pic>
+                    </a:graphicData>
+                  </a:graphic>
+                </wp:inline>
+              </w:drawing>
+            </w:r>
           </w:p>
         </w:tc>
       </w:tr>
@@ -991,6 +2050,35 @@
               <w:spacing w:after="383"/>
               <w:ind w:left="0" w:right="27" w:firstLine="0"/>
             </w:pPr>
+            <w:proofErr w:type="spellStart"/>
+            <w:r>
+              <w:t>Mencari</w:t>
+            </w:r>
+            <w:proofErr w:type="spellEnd"/>
+            <w:r>
+              <w:t xml:space="preserve"> </w:t>
+            </w:r>
+            <w:proofErr w:type="spellStart"/>
+            <w:r>
+              <w:t>berdasarkan</w:t>
+            </w:r>
+            <w:proofErr w:type="spellEnd"/>
+            <w:r>
+              <w:t xml:space="preserve"> </w:t>
+            </w:r>
+            <w:proofErr w:type="spellStart"/>
+            <w:r>
+              <w:t>rentang</w:t>
+            </w:r>
+            <w:proofErr w:type="spellEnd"/>
+            <w:r>
+              <w:t xml:space="preserve"> </w:t>
+            </w:r>
+            <w:proofErr w:type="spellStart"/>
+            <w:r>
+              <w:t>waktu</w:t>
+            </w:r>
+            <w:proofErr w:type="spellEnd"/>
           </w:p>
         </w:tc>
         <w:tc>
@@ -1004,6 +2092,43 @@
               <w:spacing w:after="383"/>
               <w:ind w:left="0" w:right="27" w:firstLine="0"/>
             </w:pPr>
+            <w:r>
+              <w:drawing>
+                <wp:inline distT="0" distB="0" distL="0" distR="0" wp14:anchorId="1A33074B" wp14:editId="32AB93DA">
+                  <wp:extent cx="3283585" cy="1699260"/>
+                  <wp:effectExtent l="0" t="0" r="0" b="0"/>
+                  <wp:docPr id="138020726" name="Picture 1"/>
+                  <wp:cNvGraphicFramePr>
+                    <a:graphicFrameLocks xmlns:a="http://schemas.openxmlformats.org/drawingml/2006/main" noChangeAspect="1"/>
+                  </wp:cNvGraphicFramePr>
+                  <a:graphic xmlns:a="http://schemas.openxmlformats.org/drawingml/2006/main">
+                    <a:graphicData uri="http://schemas.openxmlformats.org/drawingml/2006/picture">
+                      <pic:pic xmlns:pic="http://schemas.openxmlformats.org/drawingml/2006/picture">
+                        <pic:nvPicPr>
+                          <pic:cNvPr id="138020726" name=""/>
+                          <pic:cNvPicPr/>
+                        </pic:nvPicPr>
+                        <pic:blipFill>
+                          <a:blip r:embed="rId22"/>
+                          <a:stretch>
+                            <a:fillRect/>
+                          </a:stretch>
+                        </pic:blipFill>
+                        <pic:spPr>
+                          <a:xfrm>
+                            <a:off x="0" y="0"/>
+                            <a:ext cx="3283585" cy="1699260"/>
+                          </a:xfrm>
+                          <a:prstGeom prst="rect">
+                            <a:avLst/>
+                          </a:prstGeom>
+                        </pic:spPr>
+                      </pic:pic>
+                    </a:graphicData>
+                  </a:graphic>
+                </wp:inline>
+              </w:drawing>
+            </w:r>
           </w:p>
         </w:tc>
       </w:tr>
@@ -1022,6 +2147,46 @@
               <w:spacing w:after="383"/>
               <w:ind w:left="0" w:right="27" w:firstLine="0"/>
             </w:pPr>
+            <w:proofErr w:type="spellStart"/>
+            <w:r>
+              <w:t>Untuk</w:t>
+            </w:r>
+            <w:proofErr w:type="spellEnd"/>
+            <w:r>
+              <w:t xml:space="preserve"> </w:t>
+            </w:r>
+            <w:proofErr w:type="spellStart"/>
+            <w:r>
+              <w:t>tanggal</w:t>
+            </w:r>
+            <w:proofErr w:type="spellEnd"/>
+            <w:r>
+              <w:t xml:space="preserve"> 11 </w:t>
+            </w:r>
+            <w:proofErr w:type="spellStart"/>
+            <w:r>
+              <w:t>maret</w:t>
+            </w:r>
+            <w:proofErr w:type="spellEnd"/>
+            <w:r>
+              <w:t xml:space="preserve"> 2026 </w:t>
+            </w:r>
+            <w:proofErr w:type="spellStart"/>
+            <w:r>
+              <w:t>hingga</w:t>
+            </w:r>
+            <w:proofErr w:type="spellEnd"/>
+            <w:r>
+              <w:t xml:space="preserve"> 31 </w:t>
+            </w:r>
+            <w:proofErr w:type="spellStart"/>
+            <w:r>
+              <w:t>maret</w:t>
+            </w:r>
+            <w:proofErr w:type="spellEnd"/>
+            <w:r>
+              <w:t xml:space="preserve"> 2026</w:t>
+            </w:r>
           </w:p>
         </w:tc>
         <w:tc>
@@ -1034,7 +2199,52 @@
               <w:pStyle w:val="ListParagraph"/>
               <w:spacing w:after="383"/>
               <w:ind w:left="0" w:right="27" w:firstLine="0"/>
+              <w:rPr>
+                <w:b/>
+                <w:bCs/>
+              </w:rPr>
             </w:pPr>
+            <w:r>
+              <w:rPr>
+                <w:b/>
+                <w:bCs/>
+              </w:rPr>
+              <w:drawing>
+                <wp:inline distT="0" distB="0" distL="0" distR="0" wp14:anchorId="05372704" wp14:editId="2FE085CB">
+                  <wp:extent cx="3283585" cy="1734185"/>
+                  <wp:effectExtent l="0" t="0" r="0" b="0"/>
+                  <wp:docPr id="837304159" name="Picture 1"/>
+                  <wp:cNvGraphicFramePr>
+                    <a:graphicFrameLocks xmlns:a="http://schemas.openxmlformats.org/drawingml/2006/main" noChangeAspect="1"/>
+                  </wp:cNvGraphicFramePr>
+                  <a:graphic xmlns:a="http://schemas.openxmlformats.org/drawingml/2006/main">
+                    <a:graphicData uri="http://schemas.openxmlformats.org/drawingml/2006/picture">
+                      <pic:pic xmlns:pic="http://schemas.openxmlformats.org/drawingml/2006/picture">
+                        <pic:nvPicPr>
+                          <pic:cNvPr id="837304159" name=""/>
+                          <pic:cNvPicPr/>
+                        </pic:nvPicPr>
+                        <pic:blipFill>
+                          <a:blip r:embed="rId23"/>
+                          <a:stretch>
+                            <a:fillRect/>
+                          </a:stretch>
+                        </pic:blipFill>
+                        <pic:spPr>
+                          <a:xfrm>
+                            <a:off x="0" y="0"/>
+                            <a:ext cx="3283585" cy="1734185"/>
+                          </a:xfrm>
+                          <a:prstGeom prst="rect">
+                            <a:avLst/>
+                          </a:prstGeom>
+                        </pic:spPr>
+                      </pic:pic>
+                    </a:graphicData>
+                  </a:graphic>
+                </wp:inline>
+              </w:drawing>
+            </w:r>
           </w:p>
         </w:tc>
       </w:tr>
@@ -1053,6 +2263,23 @@
               <w:spacing w:after="383"/>
               <w:ind w:left="0" w:right="27" w:firstLine="0"/>
             </w:pPr>
+            <w:proofErr w:type="spellStart"/>
+            <w:r>
+              <w:lastRenderedPageBreak/>
+              <w:t>Menggunakan</w:t>
+            </w:r>
+            <w:proofErr w:type="spellEnd"/>
+            <w:r>
+              <w:t xml:space="preserve"> filter find </w:t>
+            </w:r>
+            <w:proofErr w:type="spellStart"/>
+            <w:r>
+              <w:t>dalam</w:t>
+            </w:r>
+            <w:proofErr w:type="spellEnd"/>
+            <w:r>
+              <w:t xml:space="preserve"> view.</w:t>
+            </w:r>
           </w:p>
         </w:tc>
         <w:tc>
@@ -1065,7 +2292,52 @@
               <w:pStyle w:val="ListParagraph"/>
               <w:spacing w:after="383"/>
               <w:ind w:left="0" w:right="27" w:firstLine="0"/>
+              <w:rPr>
+                <w:b/>
+                <w:bCs/>
+              </w:rPr>
             </w:pPr>
+            <w:r>
+              <w:rPr>
+                <w:b/>
+                <w:bCs/>
+              </w:rPr>
+              <w:drawing>
+                <wp:inline distT="0" distB="0" distL="0" distR="0" wp14:anchorId="6C1BF697" wp14:editId="07CFDDDE">
+                  <wp:extent cx="3283585" cy="1714500"/>
+                  <wp:effectExtent l="0" t="0" r="0" b="0"/>
+                  <wp:docPr id="378681129" name="Picture 1"/>
+                  <wp:cNvGraphicFramePr>
+                    <a:graphicFrameLocks xmlns:a="http://schemas.openxmlformats.org/drawingml/2006/main" noChangeAspect="1"/>
+                  </wp:cNvGraphicFramePr>
+                  <a:graphic xmlns:a="http://schemas.openxmlformats.org/drawingml/2006/main">
+                    <a:graphicData uri="http://schemas.openxmlformats.org/drawingml/2006/picture">
+                      <pic:pic xmlns:pic="http://schemas.openxmlformats.org/drawingml/2006/picture">
+                        <pic:nvPicPr>
+                          <pic:cNvPr id="378681129" name=""/>
+                          <pic:cNvPicPr/>
+                        </pic:nvPicPr>
+                        <pic:blipFill>
+                          <a:blip r:embed="rId24"/>
+                          <a:stretch>
+                            <a:fillRect/>
+                          </a:stretch>
+                        </pic:blipFill>
+                        <pic:spPr>
+                          <a:xfrm>
+                            <a:off x="0" y="0"/>
+                            <a:ext cx="3283585" cy="1714500"/>
+                          </a:xfrm>
+                          <a:prstGeom prst="rect">
+                            <a:avLst/>
+                          </a:prstGeom>
+                        </pic:spPr>
+                      </pic:pic>
+                    </a:graphicData>
+                  </a:graphic>
+                </wp:inline>
+              </w:drawing>
+            </w:r>
           </w:p>
         </w:tc>
       </w:tr>
@@ -1084,6 +2356,30 @@
               <w:spacing w:after="383"/>
               <w:ind w:left="0" w:right="27" w:firstLine="0"/>
             </w:pPr>
+            <w:proofErr w:type="spellStart"/>
+            <w:r>
+              <w:t>Centang</w:t>
+            </w:r>
+            <w:proofErr w:type="spellEnd"/>
+            <w:r>
+              <w:t xml:space="preserve"> pada salah </w:t>
+            </w:r>
+            <w:proofErr w:type="spellStart"/>
+            <w:r>
+              <w:t>satu</w:t>
+            </w:r>
+            <w:proofErr w:type="spellEnd"/>
+            <w:r>
+              <w:t xml:space="preserve"> record dan </w:t>
+            </w:r>
+            <w:proofErr w:type="spellStart"/>
+            <w:r>
+              <w:t>klik</w:t>
+            </w:r>
+            <w:proofErr w:type="spellEnd"/>
+            <w:r>
+              <w:t xml:space="preserve"> display.</w:t>
+            </w:r>
           </w:p>
         </w:tc>
         <w:tc>
@@ -1096,23 +2392,156 @@
               <w:pStyle w:val="ListParagraph"/>
               <w:spacing w:after="383"/>
               <w:ind w:left="0" w:right="27" w:firstLine="0"/>
+              <w:rPr>
+                <w:b/>
+                <w:bCs/>
+              </w:rPr>
             </w:pPr>
+            <w:r>
+              <w:rPr>
+                <w:b/>
+                <w:bCs/>
+              </w:rPr>
+              <w:drawing>
+                <wp:inline distT="0" distB="0" distL="0" distR="0" wp14:anchorId="02A5C36A" wp14:editId="2C4678F9">
+                  <wp:extent cx="3283585" cy="1733550"/>
+                  <wp:effectExtent l="0" t="0" r="0" b="0"/>
+                  <wp:docPr id="1588247048" name="Picture 1"/>
+                  <wp:cNvGraphicFramePr>
+                    <a:graphicFrameLocks xmlns:a="http://schemas.openxmlformats.org/drawingml/2006/main" noChangeAspect="1"/>
+                  </wp:cNvGraphicFramePr>
+                  <a:graphic xmlns:a="http://schemas.openxmlformats.org/drawingml/2006/main">
+                    <a:graphicData uri="http://schemas.openxmlformats.org/drawingml/2006/picture">
+                      <pic:pic xmlns:pic="http://schemas.openxmlformats.org/drawingml/2006/picture">
+                        <pic:nvPicPr>
+                          <pic:cNvPr id="1588247048" name=""/>
+                          <pic:cNvPicPr/>
+                        </pic:nvPicPr>
+                        <pic:blipFill>
+                          <a:blip r:embed="rId25"/>
+                          <a:stretch>
+                            <a:fillRect/>
+                          </a:stretch>
+                        </pic:blipFill>
+                        <pic:spPr>
+                          <a:xfrm>
+                            <a:off x="0" y="0"/>
+                            <a:ext cx="3283585" cy="1733550"/>
+                          </a:xfrm>
+                          <a:prstGeom prst="rect">
+                            <a:avLst/>
+                          </a:prstGeom>
+                        </pic:spPr>
+                      </pic:pic>
+                    </a:graphicData>
+                  </a:graphic>
+                </wp:inline>
+              </w:drawing>
+            </w:r>
+          </w:p>
+        </w:tc>
+      </w:tr>
+      <w:tr>
+        <w:trPr>
+          <w:cantSplit/>
+          <w:trHeight w:hRule="exact" w:val="2835"/>
+        </w:trPr>
+        <w:tc>
+          <w:tcPr>
+            <w:tcW w:w="3167" w:type="dxa"/>
+          </w:tcPr>
+          <w:p>
+            <w:pPr>
+              <w:pStyle w:val="ListParagraph"/>
+              <w:spacing w:after="383"/>
+              <w:ind w:left="0" w:right="27" w:firstLine="0"/>
+            </w:pPr>
+            <w:r>
+              <w:t xml:space="preserve">Hasil display </w:t>
+            </w:r>
+            <w:proofErr w:type="spellStart"/>
+            <w:r>
+              <w:t>dari</w:t>
+            </w:r>
+            <w:proofErr w:type="spellEnd"/>
+            <w:r>
+              <w:t xml:space="preserve"> record yang </w:t>
+            </w:r>
+            <w:proofErr w:type="spellStart"/>
+            <w:r>
+              <w:t>tercentang</w:t>
+            </w:r>
+            <w:proofErr w:type="spellEnd"/>
+            <w:r>
+              <w:t xml:space="preserve">. </w:t>
+            </w:r>
+          </w:p>
+        </w:tc>
+        <w:tc>
+          <w:tcPr>
+            <w:tcW w:w="5387" w:type="dxa"/>
+            <w:vAlign w:val="center"/>
+          </w:tcPr>
+          <w:p>
+            <w:pPr>
+              <w:pStyle w:val="ListParagraph"/>
+              <w:spacing w:after="383"/>
+              <w:ind w:left="0" w:right="27" w:firstLine="0"/>
+              <w:rPr>
+                <w:b/>
+                <w:bCs/>
+              </w:rPr>
+            </w:pPr>
+            <w:r>
+              <w:rPr>
+                <w:b/>
+                <w:bCs/>
+              </w:rPr>
+              <w:drawing>
+                <wp:inline distT="0" distB="0" distL="0" distR="0" wp14:anchorId="14054A7C" wp14:editId="2A072D26">
+                  <wp:extent cx="3283585" cy="1723390"/>
+                  <wp:effectExtent l="0" t="0" r="0" b="0"/>
+                  <wp:docPr id="2142651024" name="Picture 1"/>
+                  <wp:cNvGraphicFramePr>
+                    <a:graphicFrameLocks xmlns:a="http://schemas.openxmlformats.org/drawingml/2006/main" noChangeAspect="1"/>
+                  </wp:cNvGraphicFramePr>
+                  <a:graphic xmlns:a="http://schemas.openxmlformats.org/drawingml/2006/main">
+                    <a:graphicData uri="http://schemas.openxmlformats.org/drawingml/2006/picture">
+                      <pic:pic xmlns:pic="http://schemas.openxmlformats.org/drawingml/2006/picture">
+                        <pic:nvPicPr>
+                          <pic:cNvPr id="2142651024" name=""/>
+                          <pic:cNvPicPr/>
+                        </pic:nvPicPr>
+                        <pic:blipFill>
+                          <a:blip r:embed="rId26"/>
+                          <a:stretch>
+                            <a:fillRect/>
+                          </a:stretch>
+                        </pic:blipFill>
+                        <pic:spPr>
+                          <a:xfrm>
+                            <a:off x="0" y="0"/>
+                            <a:ext cx="3283585" cy="1723390"/>
+                          </a:xfrm>
+                          <a:prstGeom prst="rect">
+                            <a:avLst/>
+                          </a:prstGeom>
+                        </pic:spPr>
+                      </pic:pic>
+                    </a:graphicData>
+                  </a:graphic>
+                </wp:inline>
+              </w:drawing>
+            </w:r>
           </w:p>
         </w:tc>
       </w:tr>
     </w:tbl>
     <w:p>
       <w:pPr>
-        <w:pStyle w:val="ListParagraph"/>
-        <w:spacing w:after="383"/>
-        <w:ind w:left="372" w:right="27" w:firstLine="0"/>
-      </w:pPr>
-    </w:p>
-    <w:p>
-      <w:pPr>
-        <w:pStyle w:val="ListParagraph"/>
-        <w:spacing w:after="383"/>
-        <w:ind w:left="372" w:right="27" w:firstLine="0"/>
+        <w:spacing w:after="160" w:line="259" w:lineRule="auto"/>
+        <w:ind w:left="0" w:right="0" w:firstLine="0"/>
+        <w:jc w:val="left"/>
       </w:pPr>
     </w:p>
     <w:sectPr>
